--- a/results/final_project_report_2026-04-08_updated.docx
+++ b/results/final_project_report_2026-04-08_updated.docx
@@ -1501,7 +1501,53 @@
       <w:pPr>
         <w:pStyle w:val="Heading1"/>
       </w:pPr>
-      <w:r>
+    </w:p>
+    <w:p>
+      <w:pPr>
+        <w:pStyle w:val="Heading1"/>
+      </w:pPr>
+    </w:p>
+    <w:p>
+      <w:pPr>
+        <w:pStyle w:val="Heading1"/>
+      </w:pPr>
+    </w:p>
+    <w:p>
+      <w:pPr>
+        <w:pStyle w:val="Heading1"/>
+      </w:pPr>
+    </w:p>
+    <w:p>
+      <w:pPr>
+        <w:pStyle w:val="Heading1"/>
+      </w:pPr>
+    </w:p>
+    <w:p>
+      <w:pPr>
+        <w:pStyle w:val="Heading1"/>
+      </w:pPr>
+    </w:p>
+    <w:p>
+      <w:pPr>
+        <w:pStyle w:val="Heading1"/>
+      </w:pPr>
+    </w:p>
+    <w:p>
+      <w:pPr>
+        <w:pStyle w:val="Heading1"/>
+      </w:pPr>
+    </w:p>
+    <w:p/>
+    <w:p/>
+    <w:p/>
+    <w:p/>
+    <w:p/>
+    <w:p>
+      <w:pPr>
+        <w:pStyle w:val="Heading1"/>
+      </w:pPr>
+      <w:r>
+        <w:lastRenderedPageBreak/>
         <w:t>15. Screenshots (Flow Order)</w:t>
       </w:r>
     </w:p>
@@ -1516,7 +1562,7 @@
           <w:noProof/>
         </w:rPr>
         <w:drawing>
-          <wp:inline distT="0" distB="0" distL="0" distR="0" wp14:anchorId="529BEA33" wp14:editId="4274755A">
+          <wp:inline distT="0" distB="0" distL="0" distR="0" wp14:anchorId="529BEA33" wp14:editId="3769761E">
             <wp:extent cx="5943600" cy="2826415"/>
             <wp:effectExtent l="0" t="0" r="0" b="0"/>
             <wp:docPr id="1" name="Picture 1"/>
@@ -1567,7 +1613,6 @@
         <w:rPr>
           <w:noProof/>
         </w:rPr>
-        <w:lastRenderedPageBreak/>
         <w:drawing>
           <wp:inline distT="0" distB="0" distL="0" distR="0" wp14:anchorId="08C6DAD6" wp14:editId="4FC5EEC0">
             <wp:extent cx="5943600" cy="2848430"/>
@@ -1610,8 +1655,11 @@
         <w:t xml:space="preserve"> </w:t>
       </w:r>
     </w:p>
-    <w:p>
-      <w:r>
+    <w:p/>
+    <w:p/>
+    <w:p>
+      <w:r>
+        <w:lastRenderedPageBreak/>
         <w:t>Figure 5: Pipeline map and confusion matrix</w:t>
       </w:r>
     </w:p>
@@ -1672,7 +1720,6 @@
         <w:rPr>
           <w:noProof/>
         </w:rPr>
-        <w:lastRenderedPageBreak/>
         <w:drawing>
           <wp:inline distT="0" distB="0" distL="0" distR="0" wp14:anchorId="7CA768C7" wp14:editId="3D6B9ACC">
             <wp:extent cx="5943600" cy="2832668"/>
@@ -1715,8 +1762,12 @@
         <w:t xml:space="preserve"> </w:t>
       </w:r>
     </w:p>
-    <w:p>
-      <w:r>
+    <w:p/>
+    <w:p/>
+    <w:p/>
+    <w:p>
+      <w:r>
+        <w:lastRenderedPageBreak/>
         <w:t>Figure 7: Batch upload interface</w:t>
       </w:r>
     </w:p>
@@ -1777,7 +1828,6 @@
         <w:rPr>
           <w:noProof/>
         </w:rPr>
-        <w:lastRenderedPageBreak/>
         <w:drawing>
           <wp:inline distT="0" distB="0" distL="0" distR="0" wp14:anchorId="601F22C8" wp14:editId="25863723">
             <wp:extent cx="5943600" cy="2840277"/>
@@ -1824,6 +1874,11 @@
       <w:pPr>
         <w:pStyle w:val="Heading1"/>
       </w:pPr>
+    </w:p>
+    <w:p>
+      <w:pPr>
+        <w:pStyle w:val="Heading1"/>
+      </w:pPr>
       <w:r>
         <w:t>16. Advantages of the Proposed System</w:t>
       </w:r>
@@ -1969,7 +2024,6 @@
         <w:pStyle w:val="ListBullet"/>
       </w:pPr>
       <w:r>
-        <w:lastRenderedPageBreak/>
         <w:t>Deep learning models with word embeddings.</w:t>
       </w:r>
     </w:p>
@@ -2001,6 +2055,11 @@
       <w:r>
         <w:t>This project demonstrates a practical and scalable approach to email categorization using Hadoop, MapReduce, and Mahout. The objectives were achieved through a full pipeline from HDFS storage to model training and interactive classification. The system provides strong accuracy and a usable interface, proving that the approach is effective for large-scale email analysis.</w:t>
       </w:r>
+    </w:p>
+    <w:p>
+      <w:pPr>
+        <w:pStyle w:val="Heading1"/>
+      </w:pPr>
     </w:p>
     <w:p>
       <w:pPr>
@@ -2148,9 +2207,6 @@
       </w:r>
       <w:r>
         <w:br/>
-      </w:r>
-      <w:r>
-        <w:lastRenderedPageBreak/>
         <w:t xml:space="preserve">  scripts/</w:t>
       </w:r>
       <w:r>
